--- a/docs/downloads/gerrid-setzer/تم/doc_0182.docx
+++ b/docs/downloads/gerrid-setzer/تم/doc_0182.docx
@@ -7,76 +7,119 @@
         <w:bidi/>
         <w:jc w:val="center"/>
         <w:rPr>
-          <w:rtl/>
-          <w:lang w:bidi="ar-EG"/>
+          <w:rFonts w:ascii="Sakkal Majalla" w:hAnsi="Sakkal Majalla" w:cs="Sakkal Majalla"/>
+          <w:b/>
+          <w:bCs/>
+          <w:sz w:val="28"/>
+          <w:szCs w:val="28"/>
+          <w:rtl/>
         </w:rPr>
       </w:pPr>
       <w:r>
         <w:rPr>
-          <w:rtl/>
-          <w:lang w:bidi="ar-EG"/>
+          <w:rFonts w:ascii="Sakkal Majalla" w:hAnsi="Sakkal Majalla" w:cs="Sakkal Majalla"/>
+          <w:b/>
+          <w:bCs/>
+          <w:sz w:val="28"/>
+          <w:szCs w:val="28"/>
+          <w:rtl/>
         </w:rPr>
         <w:fldChar w:fldCharType="begin"/>
       </w:r>
       <w:r>
         <w:rPr>
-          <w:rtl/>
-          <w:lang w:bidi="ar-EG"/>
+          <w:rFonts w:ascii="Sakkal Majalla" w:hAnsi="Sakkal Majalla" w:cs="Sakkal Majalla"/>
+          <w:b/>
+          <w:bCs/>
+          <w:sz w:val="28"/>
+          <w:szCs w:val="28"/>
+          <w:rtl/>
         </w:rPr>
         <w:instrText xml:space="preserve"> </w:instrText>
       </w:r>
       <w:r>
         <w:rPr>
-          <w:lang w:bidi="ar-EG"/>
+          <w:rFonts w:ascii="Sakkal Majalla" w:hAnsi="Sakkal Majalla" w:cs="Sakkal Majalla"/>
+          <w:b/>
+          <w:bCs/>
+          <w:sz w:val="28"/>
+          <w:szCs w:val="28"/>
         </w:rPr>
         <w:instrText>HYPERLINK</w:instrText>
       </w:r>
       <w:r>
         <w:rPr>
-          <w:rtl/>
-          <w:lang w:bidi="ar-EG"/>
+          <w:rFonts w:ascii="Sakkal Majalla" w:hAnsi="Sakkal Majalla" w:cs="Sakkal Majalla"/>
+          <w:b/>
+          <w:bCs/>
+          <w:sz w:val="28"/>
+          <w:szCs w:val="28"/>
+          <w:rtl/>
         </w:rPr>
         <w:instrText xml:space="preserve"> "</w:instrText>
       </w:r>
       <w:r>
         <w:rPr>
-          <w:lang w:bidi="ar-EG"/>
-        </w:rPr>
-        <w:instrText>https://www.bibelstudium.de/articles/4524/in-der-welt-nicht-von-der-welt.html</w:instrText>
-      </w:r>
-      <w:r>
-        <w:rPr>
-          <w:rtl/>
-          <w:lang w:bidi="ar-EG"/>
+          <w:rFonts w:ascii="Sakkal Majalla" w:hAnsi="Sakkal Majalla" w:cs="Sakkal Majalla"/>
+          <w:b/>
+          <w:bCs/>
+          <w:sz w:val="28"/>
+          <w:szCs w:val="28"/>
+        </w:rPr>
+        <w:instrText>https://www.bibelstudium.de/articles/5426/zur-erinnerung.html</w:instrText>
+      </w:r>
+      <w:r>
+        <w:rPr>
+          <w:rFonts w:ascii="Sakkal Majalla" w:hAnsi="Sakkal Majalla" w:cs="Sakkal Majalla"/>
+          <w:b/>
+          <w:bCs/>
+          <w:sz w:val="28"/>
+          <w:szCs w:val="28"/>
+          <w:rtl/>
         </w:rPr>
         <w:instrText xml:space="preserve">" </w:instrText>
       </w:r>
       <w:r>
         <w:rPr>
-          <w:rtl/>
-          <w:lang w:bidi="ar-EG"/>
-        </w:rPr>
-      </w:r>
-      <w:r>
-        <w:rPr>
-          <w:rtl/>
-          <w:lang w:bidi="ar-EG"/>
+          <w:rFonts w:ascii="Sakkal Majalla" w:hAnsi="Sakkal Majalla" w:cs="Sakkal Majalla"/>
+          <w:b/>
+          <w:bCs/>
+          <w:sz w:val="28"/>
+          <w:szCs w:val="28"/>
+          <w:rtl/>
+        </w:rPr>
+      </w:r>
+      <w:r>
+        <w:rPr>
+          <w:rFonts w:ascii="Sakkal Majalla" w:hAnsi="Sakkal Majalla" w:cs="Sakkal Majalla"/>
+          <w:b/>
+          <w:bCs/>
+          <w:sz w:val="28"/>
+          <w:szCs w:val="28"/>
+          <w:rtl/>
         </w:rPr>
         <w:fldChar w:fldCharType="separate"/>
       </w:r>
       <w:r>
         <w:rPr>
           <w:rStyle w:val="Hyperlink"/>
-          <w:rFonts w:hint="cs"/>
-          <w:rtl/>
-          <w:lang w:bidi="ar-EG"/>
-        </w:rPr>
-        <w:t>في العالم ولكن لسنا من العالم</w:t>
-      </w:r>
-      <w:r>
-        <w:rPr>
-          <w:rtl/>
-          <w:lang w:bidi="ar-EG"/>
+          <w:rFonts w:ascii="Sakkal Majalla" w:hAnsi="Sakkal Majalla" w:cs="Sakkal Majalla" w:hint="cs"/>
+          <w:b/>
+          <w:bCs/>
+          <w:sz w:val="28"/>
+          <w:szCs w:val="28"/>
+          <w:rtl/>
+        </w:rPr>
+        <w:t>للتذكير</w:t>
+      </w:r>
+      <w:r>
+        <w:rPr>
+          <w:rFonts w:ascii="Sakkal Majalla" w:hAnsi="Sakkal Majalla" w:cs="Sakkal Majalla"/>
+          <w:b/>
+          <w:bCs/>
+          <w:sz w:val="28"/>
+          <w:szCs w:val="28"/>
+          <w:rtl/>
         </w:rPr>
         <w:fldChar w:fldCharType="end"/>
       </w:r>
@@ -86,21 +129,46 @@
         <w:bidi/>
         <w:jc w:val="both"/>
         <w:rPr>
-          <w:b/>
-          <w:bCs/>
-          <w:rtl/>
-          <w:lang w:bidi="ar-EG"/>
+          <w:rFonts w:ascii="Sakkal Majalla" w:hAnsi="Sakkal Majalla" w:cs="Sakkal Majalla"/>
+          <w:b/>
+          <w:bCs/>
+          <w:sz w:val="28"/>
+          <w:szCs w:val="28"/>
+          <w:rtl/>
         </w:rPr>
       </w:pPr>
       <w:r>
         <w:rPr>
-          <w:rFonts w:hint="cs"/>
-          <w:b/>
-          <w:bCs/>
-          <w:rtl/>
-          <w:lang w:bidi="ar-EG"/>
-        </w:rPr>
-        <w:t>يوحنا 17: 16</w:t>
+          <w:rFonts w:ascii="Sakkal Majalla" w:hAnsi="Sakkal Majalla" w:cs="Sakkal Majalla" w:hint="cs"/>
+          <w:b/>
+          <w:bCs/>
+          <w:sz w:val="28"/>
+          <w:szCs w:val="28"/>
+          <w:rtl/>
+        </w:rPr>
+        <w:t xml:space="preserve">عبرانيين 10: 1 </w:t>
+      </w:r>
+      <w:r>
+        <w:rPr>
+          <w:rFonts w:ascii="Sakkal Majalla" w:hAnsi="Sakkal Majalla" w:cs="Sakkal Majalla"/>
+          <w:b/>
+          <w:bCs/>
+          <w:sz w:val="28"/>
+          <w:szCs w:val="28"/>
+          <w:rtl/>
+        </w:rPr>
+        <w:t>–</w:t>
+      </w:r>
+      <w:r>
+        <w:rPr>
+          <w:rFonts w:ascii="Sakkal Majalla" w:hAnsi="Sakkal Majalla" w:cs="Sakkal Majalla" w:hint="cs"/>
+          <w:b/>
+          <w:bCs/>
+          <w:sz w:val="28"/>
+          <w:szCs w:val="28"/>
+          <w:rtl/>
+        </w:rPr>
+        <w:t xml:space="preserve"> 4</w:t>
       </w:r>
     </w:p>
     <w:p>
@@ -108,17 +176,40 @@
         <w:bidi/>
         <w:jc w:val="both"/>
         <w:rPr>
-          <w:rtl/>
-          <w:lang w:bidi="ar-EG"/>
+          <w:rFonts w:ascii="Sakkal Majalla" w:hAnsi="Sakkal Majalla" w:cs="Sakkal Majalla"/>
+          <w:sz w:val="28"/>
+          <w:szCs w:val="28"/>
+          <w:rtl/>
         </w:rPr>
       </w:pPr>
       <w:r>
         <w:rPr>
-          <w:rFonts w:hint="cs"/>
-          <w:rtl/>
-          <w:lang w:bidi="ar-EG"/>
-        </w:rPr>
-        <w:t>فيما يلي بعض الأفكار في مسألة، إلى أي مدى يجب على المسيحي أن يخترط في سياسة هذا العالم.</w:t>
+          <w:rFonts w:ascii="Sakkal Majalla" w:hAnsi="Sakkal Majalla" w:cs="Sakkal Majalla" w:hint="cs"/>
+          <w:sz w:val="28"/>
+          <w:szCs w:val="28"/>
+          <w:rtl/>
+        </w:rPr>
+        <w:t xml:space="preserve">إن الكلمة اليونانية </w:t>
+      </w:r>
+      <w:proofErr w:type="spellStart"/>
+      <w:r>
+        <w:rPr>
+          <w:rFonts w:ascii="Sakkal Majalla" w:hAnsi="Sakkal Majalla" w:cs="Sakkal Majalla" w:hint="cs"/>
+          <w:sz w:val="28"/>
+          <w:szCs w:val="28"/>
+          <w:rtl/>
+        </w:rPr>
+        <w:t>أنامنيسيس</w:t>
+      </w:r>
+      <w:proofErr w:type="spellEnd"/>
+      <w:r>
+        <w:rPr>
+          <w:rFonts w:ascii="Sakkal Majalla" w:hAnsi="Sakkal Majalla" w:cs="Sakkal Majalla" w:hint="cs"/>
+          <w:sz w:val="28"/>
+          <w:szCs w:val="28"/>
+          <w:rtl/>
+        </w:rPr>
+        <w:t xml:space="preserve"> والتي تحمل المعنى "ذكرى" أو "تذكّر" ترد أربع مرات في العهد الجديد. إنه من المثير بأن ننظر إلى هذه الأربع مواضع كتابية ونجد الرابطة فيما بينها.</w:t>
       </w:r>
     </w:p>
     <w:p>
@@ -126,17 +217,82 @@
         <w:bidi/>
         <w:jc w:val="both"/>
         <w:rPr>
-          <w:rtl/>
-          <w:lang w:bidi="ar-EG"/>
+          <w:rFonts w:ascii="Sakkal Majalla" w:hAnsi="Sakkal Majalla" w:cs="Sakkal Majalla"/>
+          <w:sz w:val="28"/>
+          <w:szCs w:val="28"/>
+          <w:rtl/>
         </w:rPr>
       </w:pPr>
       <w:r>
         <w:rPr>
-          <w:rFonts w:hint="cs"/>
-          <w:rtl/>
-          <w:lang w:bidi="ar-EG"/>
-        </w:rPr>
-        <w:t>مكانة المسيحي في العالم</w:t>
+          <w:rFonts w:ascii="Sakkal Majalla" w:hAnsi="Sakkal Majalla" w:cs="Sakkal Majalla" w:hint="cs"/>
+          <w:sz w:val="28"/>
+          <w:szCs w:val="28"/>
+          <w:rtl/>
+        </w:rPr>
+        <w:t xml:space="preserve">إن كلمة </w:t>
+      </w:r>
+      <w:proofErr w:type="spellStart"/>
+      <w:r>
+        <w:rPr>
+          <w:rFonts w:ascii="Sakkal Majalla" w:hAnsi="Sakkal Majalla" w:cs="Sakkal Majalla" w:hint="cs"/>
+          <w:sz w:val="28"/>
+          <w:szCs w:val="28"/>
+          <w:rtl/>
+        </w:rPr>
+        <w:t>أنامنيسيس</w:t>
+      </w:r>
+      <w:proofErr w:type="spellEnd"/>
+      <w:r>
+        <w:rPr>
+          <w:rFonts w:ascii="Sakkal Majalla" w:hAnsi="Sakkal Majalla" w:cs="Sakkal Majalla" w:hint="cs"/>
+          <w:sz w:val="28"/>
+          <w:szCs w:val="28"/>
+          <w:rtl/>
+        </w:rPr>
+        <w:t xml:space="preserve"> تُستخدم في عبرانيين 10 حيث يدور الأمر حول العبادة الإسرائيلية: "</w:t>
+      </w:r>
+      <w:r>
+        <w:rPr>
+          <w:rtl/>
+        </w:rPr>
+        <w:t xml:space="preserve"> </w:t>
+      </w:r>
+      <w:r>
+        <w:rPr>
+          <w:rFonts w:ascii="Sakkal Majalla" w:hAnsi="Sakkal Majalla" w:cs="Sakkal Majalla"/>
+          <w:sz w:val="28"/>
+          <w:szCs w:val="28"/>
+          <w:rtl/>
+        </w:rPr>
+        <w:t>لأَنَّ النَّامُوسَ، إِذْ لَهُ ظِلُّ الْخَيْرَاتِ الْعَتِيدَةِ لاَ نَفْسُ صُورَةِ الأَشْيَاءِ، لاَ يَقْدِرُ أَبَدًا بِنَفْسِ الذَّبَائِحِ كُلَّ سَنَةٍ، الَّتِي يُقَدِّمُونَهَا عَلَى الدَّوَامِ، أَنْ يُكَمِّلَ الَّذِينَ يَتَقَدَّمُونَ.  2 وَإِلاَّ، أَفَمَا زَالَتْ تُقَدَّمُ؟ مِنْ أَجْلِ أَنَّ الْخَادِمِينَ، وَهُمْ مُطَهَّرُونَ مَرَّةً، لاَ يَكُونُ لَهُمْ أَيْضًا ضَمِيرُ خَطَايَا.  3 لكِنْ فِيهَا كُلَّ سَنَةٍ ذِكْرُ خَطَايَا.  4 لأَنَّهُ لاَ يُمْكِنُ أَنَّ دَمَ ثِيرَانٍ وَتُيُوسٍ يَرْفَعُ خَطَايَا.</w:t>
+      </w:r>
+      <w:r>
+        <w:rPr>
+          <w:rFonts w:ascii="Sakkal Majalla" w:hAnsi="Sakkal Majalla" w:cs="Sakkal Majalla" w:hint="cs"/>
+          <w:sz w:val="28"/>
+          <w:szCs w:val="28"/>
+          <w:rtl/>
+        </w:rPr>
+        <w:t xml:space="preserve">" (عدد 1 </w:t>
+      </w:r>
+      <w:r>
+        <w:rPr>
+          <w:rFonts w:ascii="Sakkal Majalla" w:hAnsi="Sakkal Majalla" w:cs="Sakkal Majalla"/>
+          <w:sz w:val="28"/>
+          <w:szCs w:val="28"/>
+          <w:rtl/>
+        </w:rPr>
+        <w:t>–</w:t>
+      </w:r>
+      <w:r>
+        <w:rPr>
+          <w:rFonts w:ascii="Sakkal Majalla" w:hAnsi="Sakkal Majalla" w:cs="Sakkal Majalla" w:hint="cs"/>
+          <w:sz w:val="28"/>
+          <w:szCs w:val="28"/>
+          <w:rtl/>
+        </w:rPr>
+        <w:t xml:space="preserve"> 4).</w:t>
       </w:r>
     </w:p>
     <w:p>
@@ -144,17 +300,38 @@
         <w:bidi/>
         <w:jc w:val="both"/>
         <w:rPr>
-          <w:rtl/>
-          <w:lang w:bidi="ar-EG"/>
+          <w:rFonts w:ascii="Sakkal Majalla" w:hAnsi="Sakkal Majalla" w:cs="Sakkal Majalla"/>
+          <w:sz w:val="28"/>
+          <w:szCs w:val="28"/>
+          <w:rtl/>
         </w:rPr>
       </w:pPr>
       <w:r>
         <w:rPr>
-          <w:rFonts w:hint="cs"/>
-          <w:rtl/>
-          <w:lang w:bidi="ar-EG"/>
-        </w:rPr>
-        <w:t>* نحن لسنا من العالم كما أن المسيح ليس من العالم (يوحنا 17: 16).</w:t>
+          <w:rFonts w:ascii="Sakkal Majalla" w:hAnsi="Sakkal Majalla" w:cs="Sakkal Majalla" w:hint="cs"/>
+          <w:sz w:val="28"/>
+          <w:szCs w:val="28"/>
+          <w:rtl/>
+        </w:rPr>
+        <w:t>إن التكرار الدائم للذبائح تحت الناموس وضّح بأن فعل "الخطية" لم يكن قد انتهى بعد. إن الذبائح التي كانت تُقدّم كل سنة في يوم الكفارة العظيم (لاويين 16) ذك</w:t>
+      </w:r>
+      <w:r>
+        <w:rPr>
+          <w:rFonts w:ascii="Sakkal Majalla" w:hAnsi="Sakkal Majalla" w:cs="Sakkal Majalla" w:hint="cs"/>
+          <w:sz w:val="28"/>
+          <w:szCs w:val="28"/>
+          <w:rtl/>
+        </w:rPr>
+        <w:t>ّ</w:t>
+      </w:r>
+      <w:r>
+        <w:rPr>
+          <w:rFonts w:ascii="Sakkal Majalla" w:hAnsi="Sakkal Majalla" w:cs="Sakkal Majalla" w:hint="cs"/>
+          <w:sz w:val="28"/>
+          <w:szCs w:val="28"/>
+          <w:rtl/>
+        </w:rPr>
+        <w:t>رت شعب إسرائيل كله، بأنه لم يكن من الممكن التكفير عن الخطايا في مفهوم مطلق بذبائح طقسية. الذبائح الحيوانية في العهد القديم أعادت إلى الأذهان، بأن الخطايا لم تُرفع وأن ضمير المتقدمين لم يكن قد تطهّر.</w:t>
       </w:r>
     </w:p>
     <w:p>
@@ -162,17 +339,158 @@
         <w:bidi/>
         <w:jc w:val="both"/>
         <w:rPr>
-          <w:rtl/>
-          <w:lang w:bidi="ar-EG"/>
+          <w:rFonts w:ascii="Sakkal Majalla" w:hAnsi="Sakkal Majalla" w:cs="Sakkal Majalla"/>
+          <w:sz w:val="28"/>
+          <w:szCs w:val="28"/>
+          <w:rtl/>
         </w:rPr>
       </w:pPr>
       <w:r>
         <w:rPr>
-          <w:rFonts w:hint="cs"/>
-          <w:rtl/>
-          <w:lang w:bidi="ar-EG"/>
-        </w:rPr>
-        <w:t>* سيرتنا (مواطنتنا) سماوية، نحن ننتظر الرب (فيلبي 3: 20).</w:t>
+          <w:rFonts w:ascii="Sakkal Majalla" w:hAnsi="Sakkal Majalla" w:cs="Sakkal Majalla" w:hint="cs"/>
+          <w:sz w:val="28"/>
+          <w:szCs w:val="28"/>
+          <w:rtl/>
+        </w:rPr>
+        <w:t xml:space="preserve">إن كلمة </w:t>
+      </w:r>
+      <w:proofErr w:type="spellStart"/>
+      <w:r>
+        <w:rPr>
+          <w:rFonts w:ascii="Sakkal Majalla" w:hAnsi="Sakkal Majalla" w:cs="Sakkal Majalla" w:hint="cs"/>
+          <w:sz w:val="28"/>
+          <w:szCs w:val="28"/>
+          <w:rtl/>
+        </w:rPr>
+        <w:t>أنامنيسيس</w:t>
+      </w:r>
+      <w:proofErr w:type="spellEnd"/>
+      <w:r>
+        <w:rPr>
+          <w:rFonts w:ascii="Sakkal Majalla" w:hAnsi="Sakkal Majalla" w:cs="Sakkal Majalla" w:hint="cs"/>
+          <w:sz w:val="28"/>
+          <w:szCs w:val="28"/>
+          <w:rtl/>
+        </w:rPr>
+        <w:t xml:space="preserve"> تُذكر إضافة إلى ذلك ثلاث مرات بارتباطها بالمدعو عشاء الرب، والمترجمة في كل منها بكلمة "ذكرى": "</w:t>
+      </w:r>
+      <w:r>
+        <w:rPr>
+          <w:rFonts w:ascii="Sakkal Majalla" w:hAnsi="Sakkal Majalla" w:cs="Sakkal Majalla"/>
+          <w:sz w:val="28"/>
+          <w:szCs w:val="28"/>
+          <w:rtl/>
+        </w:rPr>
+        <w:t xml:space="preserve"> وَأَخَذَ خُبْزًا وَشَكَرَ وَكَسَّرَ وَأَعْطَاهُمْ قَائِلاً: «هذَا هُوَ جَسَدِي الَّذِي يُبْذَلُ عَنْكُمْ. اِصْنَعُوا هذَا لِذِكْرِي».</w:t>
+      </w:r>
+      <w:r>
+        <w:rPr>
+          <w:rFonts w:ascii="Sakkal Majalla" w:hAnsi="Sakkal Majalla" w:cs="Sakkal Majalla" w:hint="cs"/>
+          <w:sz w:val="28"/>
+          <w:szCs w:val="28"/>
+          <w:rtl/>
+        </w:rPr>
+        <w:t xml:space="preserve">" (لوقا 22: 19). </w:t>
+      </w:r>
+      <w:r>
+        <w:rPr>
+          <w:rFonts w:ascii="Sakkal Majalla" w:hAnsi="Sakkal Majalla" w:cs="Sakkal Majalla"/>
+          <w:sz w:val="28"/>
+          <w:szCs w:val="28"/>
+          <w:rtl/>
+        </w:rPr>
+        <w:t>–</w:t>
+      </w:r>
+      <w:r>
+        <w:rPr>
+          <w:rFonts w:ascii="Sakkal Majalla" w:hAnsi="Sakkal Majalla" w:cs="Sakkal Majalla" w:hint="cs"/>
+          <w:sz w:val="28"/>
+          <w:szCs w:val="28"/>
+          <w:rtl/>
+        </w:rPr>
+        <w:t xml:space="preserve"> "</w:t>
+      </w:r>
+      <w:r>
+        <w:rPr>
+          <w:rtl/>
+        </w:rPr>
+        <w:t xml:space="preserve"> </w:t>
+      </w:r>
+      <w:r>
+        <w:rPr>
+          <w:rFonts w:ascii="Sakkal Majalla" w:hAnsi="Sakkal Majalla" w:cs="Sakkal Majalla"/>
+          <w:sz w:val="28"/>
+          <w:szCs w:val="28"/>
+          <w:rtl/>
+        </w:rPr>
+        <w:t xml:space="preserve">لأَنَّنِي تَسَلَّمْتُ مِنَ الرَّبِّ مَا سَلَّمْتُكُمْ أَيْضًا: إِنَّ الرَّبَّ يَسُوعَ فِي اللَّيْلَةِ الَّتِي أُسْلِمَ فِيهَا، أَخَذَ </w:t>
+      </w:r>
+      <w:proofErr w:type="gramStart"/>
+      <w:r>
+        <w:rPr>
+          <w:rFonts w:ascii="Sakkal Majalla" w:hAnsi="Sakkal Majalla" w:cs="Sakkal Majalla"/>
+          <w:sz w:val="28"/>
+          <w:szCs w:val="28"/>
+          <w:rtl/>
+        </w:rPr>
+        <w:t>خُبْزًا  24</w:t>
+      </w:r>
+      <w:proofErr w:type="gramEnd"/>
+      <w:r>
+        <w:rPr>
+          <w:rFonts w:ascii="Sakkal Majalla" w:hAnsi="Sakkal Majalla" w:cs="Sakkal Majalla"/>
+          <w:sz w:val="28"/>
+          <w:szCs w:val="28"/>
+          <w:rtl/>
+        </w:rPr>
+        <w:t xml:space="preserve"> وَشَكَرَ فَكَسَّرَ، </w:t>
+      </w:r>
+      <w:proofErr w:type="spellStart"/>
+      <w:r>
+        <w:rPr>
+          <w:rFonts w:ascii="Sakkal Majalla" w:hAnsi="Sakkal Majalla" w:cs="Sakkal Majalla"/>
+          <w:sz w:val="28"/>
+          <w:szCs w:val="28"/>
+          <w:rtl/>
+        </w:rPr>
+        <w:t>وَقَالَ:«خُذُوا</w:t>
+      </w:r>
+      <w:proofErr w:type="spellEnd"/>
+      <w:r>
+        <w:rPr>
+          <w:rFonts w:ascii="Sakkal Majalla" w:hAnsi="Sakkal Majalla" w:cs="Sakkal Majalla"/>
+          <w:sz w:val="28"/>
+          <w:szCs w:val="28"/>
+          <w:rtl/>
+        </w:rPr>
+        <w:t xml:space="preserve"> كُلُوا هذَا هُوَ جَسَدِي الْمَكْسُورُ لأَجْلِكُمُ. اصْنَعُوا هذَا لِذِكْرِي».  25 كَذلِكَ الْكَأْسَ أَيْضًا بَعْدَمَا تَعَشَّوْا، قَائِلاً: «هذِهِ الْكَأْسُ هِيَ الْعَهْدُ الْجَدِيدُ بِدَمِي. اصْنَعُوا هذَا كُلَّمَا شَرِبْتُمْ لِذِكْرِي».</w:t>
+      </w:r>
+      <w:r>
+        <w:rPr>
+          <w:rFonts w:ascii="Sakkal Majalla" w:hAnsi="Sakkal Majalla" w:cs="Sakkal Majalla" w:hint="cs"/>
+          <w:sz w:val="28"/>
+          <w:szCs w:val="28"/>
+          <w:rtl/>
+        </w:rPr>
+        <w:t xml:space="preserve">" (1. كورنثوس 11: 23 </w:t>
+      </w:r>
+      <w:r>
+        <w:rPr>
+          <w:rFonts w:ascii="Sakkal Majalla" w:hAnsi="Sakkal Majalla" w:cs="Sakkal Majalla"/>
+          <w:sz w:val="28"/>
+          <w:szCs w:val="28"/>
+          <w:rtl/>
+        </w:rPr>
+        <w:t>–</w:t>
+      </w:r>
+      <w:r>
+        <w:rPr>
+          <w:rFonts w:ascii="Sakkal Majalla" w:hAnsi="Sakkal Majalla" w:cs="Sakkal Majalla" w:hint="cs"/>
+          <w:sz w:val="28"/>
+          <w:szCs w:val="28"/>
+          <w:rtl/>
+        </w:rPr>
+        <w:t xml:space="preserve"> 25).</w:t>
       </w:r>
     </w:p>
     <w:p>
@@ -180,17 +498,20 @@
         <w:bidi/>
         <w:jc w:val="both"/>
         <w:rPr>
-          <w:rtl/>
-          <w:lang w:bidi="ar-EG"/>
+          <w:rFonts w:ascii="Sakkal Majalla" w:hAnsi="Sakkal Majalla" w:cs="Sakkal Majalla"/>
+          <w:sz w:val="28"/>
+          <w:szCs w:val="28"/>
+          <w:rtl/>
         </w:rPr>
       </w:pPr>
       <w:r>
         <w:rPr>
-          <w:rFonts w:hint="cs"/>
-          <w:rtl/>
-          <w:lang w:bidi="ar-EG"/>
-        </w:rPr>
-        <w:t>* نحن غرباء ومن دون رعوية (حق المواطنة) على الأرض (1. بطرس 1: 17؛ 2: 11).</w:t>
+          <w:rFonts w:ascii="Sakkal Majalla" w:hAnsi="Sakkal Majalla" w:cs="Sakkal Majalla" w:hint="cs"/>
+          <w:sz w:val="28"/>
+          <w:szCs w:val="28"/>
+          <w:rtl/>
+        </w:rPr>
+        <w:t>عندما نجتمع نحن المسيحيون لكسر الخبز عندها نتذكر ربنا، الذي قدّم ذبيحة كاملة بواسطتها رُفعت عنا كل خطايانا. دمه سُفك لأجلنا. "لمغفرة الخطايا" (متى 26: 28). إن مغفرة الخطايا هي بركة العهد الجديد، والتي ستُختم يومًا مع إسرائيل. إننا لنا هذه البركة من هذا اليوم ونحن نفرح بذلك.</w:t>
       </w:r>
     </w:p>
     <w:p>
@@ -198,17 +519,40 @@
         <w:bidi/>
         <w:jc w:val="both"/>
         <w:rPr>
-          <w:rtl/>
-          <w:lang w:bidi="ar-EG"/>
+          <w:rFonts w:ascii="Sakkal Majalla" w:hAnsi="Sakkal Majalla" w:cs="Sakkal Majalla"/>
+          <w:sz w:val="28"/>
+          <w:szCs w:val="28"/>
+          <w:rtl/>
         </w:rPr>
       </w:pPr>
       <w:r>
         <w:rPr>
-          <w:rFonts w:hint="cs"/>
-          <w:rtl/>
-          <w:lang w:bidi="ar-EG"/>
-        </w:rPr>
-        <w:t>* نحن متنا مع المسيح ودفنا معه في المعمودية (رومية 6: 4).</w:t>
+          <w:rFonts w:ascii="Sakkal Majalla" w:hAnsi="Sakkal Majalla" w:cs="Sakkal Majalla" w:hint="cs"/>
+          <w:sz w:val="28"/>
+          <w:szCs w:val="28"/>
+          <w:rtl/>
+        </w:rPr>
+        <w:t xml:space="preserve">يا له من تناقض حاد نراه ما بين إسرائيل والكنيسة، فيما يتعلق </w:t>
+      </w:r>
+      <w:proofErr w:type="spellStart"/>
+      <w:r>
+        <w:rPr>
+          <w:rFonts w:ascii="Sakkal Majalla" w:hAnsi="Sakkal Majalla" w:cs="Sakkal Majalla" w:hint="cs"/>
+          <w:sz w:val="28"/>
+          <w:szCs w:val="28"/>
+          <w:rtl/>
+        </w:rPr>
+        <w:t>بالـ"ذكرى</w:t>
+      </w:r>
+      <w:proofErr w:type="spellEnd"/>
+      <w:r>
+        <w:rPr>
+          <w:rFonts w:ascii="Sakkal Majalla" w:hAnsi="Sakkal Majalla" w:cs="Sakkal Majalla" w:hint="cs"/>
+          <w:sz w:val="28"/>
+          <w:szCs w:val="28"/>
+          <w:rtl/>
+        </w:rPr>
+        <w:t>"! فبنو إسرائيل تذكروا أيضًا في عبادتهم خطاياهم، بينما نحن في كسر الخبز نتذكر ونحن ساجدين، مَن كفّر عنّا خطايانا بالكامل وإلى الأبد. كم يحق لنا أن نكون شاكرين بأننا نعرف الرب يسوع وعمله الفدائي الذي أكمله!</w:t>
       </w:r>
     </w:p>
     <w:p>
@@ -216,228 +560,51 @@
         <w:bidi/>
         <w:jc w:val="both"/>
         <w:rPr>
-          <w:rtl/>
-          <w:lang w:bidi="ar-EG"/>
+          <w:rFonts w:ascii="Sakkal Majalla" w:hAnsi="Sakkal Majalla" w:cs="Sakkal Majalla"/>
+          <w:b/>
+          <w:bCs/>
+          <w:sz w:val="28"/>
+          <w:szCs w:val="28"/>
+          <w:rtl/>
         </w:rPr>
       </w:pPr>
-      <w:r>
-        <w:rPr>
-          <w:rFonts w:hint="cs"/>
-          <w:rtl/>
-          <w:lang w:bidi="ar-EG"/>
-        </w:rPr>
-        <w:t xml:space="preserve">* نحن متنا وقمنا مع المسيح. المسيح جالس عن يمين الله، لذا نحن نطلب ما هو فوق (كولوسي 3: 1 </w:t>
-      </w:r>
-      <w:r>
-        <w:rPr>
-          <w:rtl/>
-          <w:lang w:bidi="ar-EG"/>
-        </w:rPr>
-        <w:t>–</w:t>
-      </w:r>
-      <w:r>
-        <w:rPr>
-          <w:rFonts w:hint="cs"/>
-          <w:rtl/>
-          <w:lang w:bidi="ar-EG"/>
-        </w:rPr>
-        <w:t xml:space="preserve"> 3). بهذا المفهوم نحن لم نعُد نعيش في العالم (كولوسي 2: 20).</w:t>
-      </w:r>
-    </w:p>
-    <w:p>
-      <w:pPr>
-        <w:bidi/>
-        <w:jc w:val="both"/>
-        <w:rPr>
-          <w:rtl/>
-          <w:lang w:bidi="ar-EG"/>
-        </w:rPr>
-      </w:pPr>
-      <w:r>
-        <w:rPr>
-          <w:rFonts w:hint="cs"/>
-          <w:rtl/>
-          <w:lang w:bidi="ar-EG"/>
-        </w:rPr>
-        <w:t>* نحن انتقلنا في المسيح إلى السمويات (أفسس 2: 6). هذه هي بركتنا الحقيقية، هناك نحفظ أنفسنا في الإيمان.</w:t>
-      </w:r>
-    </w:p>
-    <w:p>
-      <w:pPr>
-        <w:bidi/>
-        <w:jc w:val="both"/>
-        <w:rPr>
-          <w:rtl/>
-          <w:lang w:bidi="ar-EG"/>
-        </w:rPr>
-      </w:pPr>
-      <w:r>
-        <w:rPr>
-          <w:rFonts w:hint="cs"/>
-          <w:rtl/>
-          <w:lang w:bidi="ar-EG"/>
-        </w:rPr>
-        <w:t xml:space="preserve">* كمسيحيين لا ننتمي لنظام هذا العالم ونفهم بأن العالم قائم تحت دينونة الله (يوحنا 12: 31)، لا يجب علينا أن نكون تحت نير متخالف مع غير المؤمنين (2. كورنثوس 6: 14)، ولا نعقد صداقة مع العالم (يعقوب 4: 4) </w:t>
-      </w:r>
-      <w:r>
-        <w:rPr>
-          <w:rFonts w:hint="cs"/>
-          <w:rtl/>
-          <w:lang w:bidi="ar-EG"/>
-        </w:rPr>
-        <w:t>و</w:t>
-      </w:r>
-      <w:r>
-        <w:rPr>
-          <w:rFonts w:hint="cs"/>
-          <w:rtl/>
-          <w:lang w:bidi="ar-EG"/>
-        </w:rPr>
-        <w:t>لا نشاكله (رومية 12: 2).</w:t>
-      </w:r>
-    </w:p>
-    <w:p>
-      <w:pPr>
-        <w:bidi/>
-        <w:jc w:val="both"/>
-        <w:rPr>
-          <w:rtl/>
-          <w:lang w:bidi="ar-EG"/>
-        </w:rPr>
-      </w:pPr>
-      <w:r>
-        <w:rPr>
-          <w:rFonts w:hint="cs"/>
-          <w:rtl/>
-          <w:lang w:bidi="ar-EG"/>
-        </w:rPr>
-        <w:t>*نحن كمسيحيين خاضعون للسلاطين (</w:t>
-      </w:r>
       <w:proofErr w:type="spellStart"/>
       <w:r>
         <w:rPr>
-          <w:rFonts w:hint="cs"/>
-          <w:rtl/>
-          <w:lang w:bidi="ar-EG"/>
-        </w:rPr>
-        <w:t>تيطس</w:t>
+          <w:rFonts w:ascii="Sakkal Majalla" w:hAnsi="Sakkal Majalla" w:cs="Sakkal Majalla" w:hint="cs"/>
+          <w:b/>
+          <w:bCs/>
+          <w:sz w:val="28"/>
+          <w:szCs w:val="28"/>
+          <w:rtl/>
+        </w:rPr>
+        <w:t>جيريد</w:t>
       </w:r>
       <w:proofErr w:type="spellEnd"/>
       <w:r>
         <w:rPr>
-          <w:rFonts w:hint="cs"/>
-          <w:rtl/>
-          <w:lang w:bidi="ar-EG"/>
-        </w:rPr>
-        <w:t xml:space="preserve"> 3: 1؛ رومية 13) ونصلي لهم (1. تيموثاوس 2: 1، 2)، ولكن لا يُذكر ولا في أي مكان في العهد الجديد، بأنه علينا أن نحكم أو حتى فقط أن نعبّر عن اتفاقنا في أمر ما (نصوّت).</w:t>
-      </w:r>
-    </w:p>
-    <w:p>
-      <w:pPr>
-        <w:bidi/>
-        <w:jc w:val="both"/>
-        <w:rPr>
-          <w:rtl/>
-          <w:lang w:bidi="ar-EG"/>
-        </w:rPr>
-      </w:pPr>
-      <w:r>
-        <w:rPr>
-          <w:rFonts w:hint="cs"/>
-          <w:rtl/>
-          <w:lang w:bidi="ar-EG"/>
-        </w:rPr>
-        <w:t>من واجبات التلميذ</w:t>
-      </w:r>
-    </w:p>
-    <w:p>
-      <w:pPr>
-        <w:bidi/>
-        <w:jc w:val="both"/>
-        <w:rPr>
-          <w:rtl/>
-          <w:lang w:bidi="ar-EG"/>
-        </w:rPr>
-      </w:pPr>
-      <w:r>
-        <w:rPr>
-          <w:rFonts w:hint="cs"/>
-          <w:rtl/>
-          <w:lang w:bidi="ar-EG"/>
-        </w:rPr>
-        <w:t>* المسيحي يرفضه العالم، كما رفض سيده أيضًا. كل مَن يريد أن يعيش في التقوى يُضطهد (2. تيموثاوس 3). إن حاول المسيحي أن ينخرط فيه، لا بد له أن يتأقلم معه (مثل لوط، مَن جلس أخيرًا عند باب سدوم).</w:t>
-      </w:r>
-    </w:p>
-    <w:p>
-      <w:pPr>
-        <w:bidi/>
-        <w:jc w:val="both"/>
-        <w:rPr>
-          <w:rtl/>
-          <w:lang w:bidi="ar-EG"/>
-        </w:rPr>
-      </w:pPr>
-      <w:r>
-        <w:rPr>
-          <w:rFonts w:hint="cs"/>
-          <w:rtl/>
-          <w:lang w:bidi="ar-EG"/>
-        </w:rPr>
-        <w:t>* ليس من واجب المسيحي أن يحسّن العالم، وإنما بأن يهتم بأن تخلص الناس من العالم. إننا لا نبلّط الطابق السفلي عندما يحترق الطابق الثالث.</w:t>
-      </w:r>
-    </w:p>
-    <w:p>
-      <w:pPr>
-        <w:bidi/>
-        <w:jc w:val="both"/>
-        <w:rPr>
-          <w:rtl/>
-          <w:lang w:bidi="ar-EG"/>
-        </w:rPr>
-      </w:pPr>
-      <w:r>
-        <w:rPr>
-          <w:rFonts w:hint="cs"/>
-          <w:rtl/>
-          <w:lang w:bidi="ar-EG"/>
-        </w:rPr>
-        <w:t>* الوقت مقصّر (1. كورنثوس 7: 29). نحن ليس لدينا فرص خالية لننشغل بالسياسة بالتفصيل. إننا لدينا مهمة أهم من ذلك.</w:t>
-      </w:r>
-    </w:p>
-    <w:p>
-      <w:pPr>
-        <w:bidi/>
-        <w:jc w:val="both"/>
-        <w:rPr>
-          <w:rFonts w:hint="cs"/>
-          <w:rtl/>
-          <w:lang w:bidi="ar-EG"/>
-        </w:rPr>
-      </w:pPr>
-      <w:r>
-        <w:rPr>
-          <w:rFonts w:hint="cs"/>
-          <w:rtl/>
-          <w:lang w:bidi="ar-EG"/>
-        </w:rPr>
-        <w:t>* المسيحي ملحُ الأرض ونور</w:t>
-      </w:r>
-      <w:r>
-        <w:rPr>
-          <w:rFonts w:hint="cs"/>
-          <w:rtl/>
-          <w:lang w:bidi="ar-EG"/>
-        </w:rPr>
-        <w:t>ٌ</w:t>
-      </w:r>
-      <w:r>
-        <w:rPr>
-          <w:rFonts w:hint="cs"/>
-          <w:rtl/>
-          <w:lang w:bidi="ar-EG"/>
-        </w:rPr>
-        <w:t xml:space="preserve"> للعالم (متى 5)، ولكن ليس من خلال محاولته أن يحسّن نظام "العالم" (ما هو ليس ممكنًا البتة)، وإنما بعيشه في تقوى الله وقيامه بأعمال صالحة.</w:t>
-      </w:r>
+          <w:rFonts w:ascii="Sakkal Majalla" w:hAnsi="Sakkal Majalla" w:cs="Sakkal Majalla" w:hint="cs"/>
+          <w:b/>
+          <w:bCs/>
+          <w:sz w:val="28"/>
+          <w:szCs w:val="28"/>
+          <w:rtl/>
+        </w:rPr>
+        <w:t xml:space="preserve"> </w:t>
+      </w:r>
+      <w:proofErr w:type="spellStart"/>
+      <w:r>
+        <w:rPr>
+          <w:rFonts w:ascii="Sakkal Majalla" w:hAnsi="Sakkal Majalla" w:cs="Sakkal Majalla" w:hint="cs"/>
+          <w:b/>
+          <w:bCs/>
+          <w:sz w:val="28"/>
+          <w:szCs w:val="28"/>
+          <w:rtl/>
+        </w:rPr>
+        <w:t>زيتسير</w:t>
+      </w:r>
+      <w:proofErr w:type="spellEnd"/>
     </w:p>
     <w:sectPr>
       <w:pgSz w:w="11906" w:h="16838"/>
@@ -454,9 +621,9 @@
   <w:docDefaults>
     <w:rPrDefault>
       <w:rPr>
-        <w:rFonts w:ascii="Sakkal Majalla" w:eastAsiaTheme="minorHAnsi" w:hAnsi="Sakkal Majalla" w:cs="Sakkal Majalla"/>
-        <w:sz w:val="28"/>
-        <w:szCs w:val="28"/>
+        <w:rFonts w:asciiTheme="minorHAnsi" w:eastAsiaTheme="minorHAnsi" w:hAnsiTheme="minorHAnsi" w:cstheme="minorBidi"/>
+        <w:sz w:val="22"/>
+        <w:szCs w:val="22"/>
         <w:lang w:val="en-IL" w:eastAsia="en-US" w:bidi="ar-SA"/>
       </w:rPr>
     </w:rPrDefault>
@@ -847,6 +1014,9 @@
   <w:style w:type="paragraph" w:default="1" w:styleId="Normal">
     <w:name w:val="Normal"/>
     <w:qFormat/>
+    <w:rPr>
+      <w:lang w:bidi="ar-EG"/>
+    </w:rPr>
   </w:style>
   <w:style w:type="character" w:default="1" w:styleId="DefaultParagraphFont">
     <w:name w:val="Default Paragraph Font"/>
@@ -875,110 +1045,12 @@
     <w:semiHidden/>
     <w:unhideWhenUsed/>
   </w:style>
-  <w:style w:type="character" w:styleId="CommentReference">
-    <w:name w:val="annotation reference"/>
-    <w:basedOn w:val="DefaultParagraphFont"/>
-    <w:uiPriority w:val="99"/>
-    <w:semiHidden/>
-    <w:unhideWhenUsed/>
-    <w:rsid w:val="00A1780E"/>
-    <w:rPr>
-      <w:sz w:val="16"/>
-      <w:szCs w:val="16"/>
-    </w:rPr>
-  </w:style>
-  <w:style w:type="paragraph" w:styleId="CommentText">
-    <w:name w:val="annotation text"/>
-    <w:basedOn w:val="Normal"/>
-    <w:link w:val="CommentTextChar"/>
-    <w:uiPriority w:val="99"/>
-    <w:semiHidden/>
-    <w:unhideWhenUsed/>
-    <w:rsid w:val="00A1780E"/>
-    <w:pPr>
-      <w:spacing w:line="240" w:lineRule="auto"/>
-    </w:pPr>
-    <w:rPr>
-      <w:sz w:val="20"/>
-      <w:szCs w:val="20"/>
-    </w:rPr>
-  </w:style>
-  <w:style w:type="character" w:customStyle="1" w:styleId="CommentTextChar">
-    <w:name w:val="Comment Text Char"/>
-    <w:basedOn w:val="DefaultParagraphFont"/>
-    <w:link w:val="CommentText"/>
-    <w:uiPriority w:val="99"/>
-    <w:semiHidden/>
-    <w:rsid w:val="00A1780E"/>
-    <w:rPr>
-      <w:sz w:val="20"/>
-      <w:szCs w:val="20"/>
-    </w:rPr>
-  </w:style>
-  <w:style w:type="paragraph" w:styleId="CommentSubject">
-    <w:name w:val="annotation subject"/>
-    <w:basedOn w:val="CommentText"/>
-    <w:next w:val="CommentText"/>
-    <w:link w:val="CommentSubjectChar"/>
-    <w:uiPriority w:val="99"/>
-    <w:semiHidden/>
-    <w:unhideWhenUsed/>
-    <w:rsid w:val="00A1780E"/>
-    <w:rPr>
-      <w:b/>
-      <w:bCs/>
-    </w:rPr>
-  </w:style>
-  <w:style w:type="character" w:customStyle="1" w:styleId="CommentSubjectChar">
-    <w:name w:val="Comment Subject Char"/>
-    <w:basedOn w:val="CommentTextChar"/>
-    <w:link w:val="CommentSubject"/>
-    <w:uiPriority w:val="99"/>
-    <w:semiHidden/>
-    <w:rsid w:val="00A1780E"/>
-    <w:rPr>
-      <w:b/>
-      <w:bCs/>
-      <w:sz w:val="20"/>
-      <w:szCs w:val="20"/>
-    </w:rPr>
-  </w:style>
-  <w:style w:type="paragraph" w:styleId="BalloonText">
-    <w:name w:val="Balloon Text"/>
-    <w:basedOn w:val="Normal"/>
-    <w:link w:val="BalloonTextChar"/>
-    <w:uiPriority w:val="99"/>
-    <w:semiHidden/>
-    <w:unhideWhenUsed/>
-    <w:rsid w:val="00A1780E"/>
-    <w:pPr>
-      <w:spacing w:after="0" w:line="240" w:lineRule="auto"/>
-    </w:pPr>
-    <w:rPr>
-      <w:rFonts w:ascii="Segoe UI" w:hAnsi="Segoe UI" w:cs="Segoe UI"/>
-      <w:sz w:val="18"/>
-      <w:szCs w:val="18"/>
-    </w:rPr>
-  </w:style>
-  <w:style w:type="character" w:customStyle="1" w:styleId="BalloonTextChar">
-    <w:name w:val="Balloon Text Char"/>
-    <w:basedOn w:val="DefaultParagraphFont"/>
-    <w:link w:val="BalloonText"/>
-    <w:uiPriority w:val="99"/>
-    <w:semiHidden/>
-    <w:rsid w:val="00A1780E"/>
-    <w:rPr>
-      <w:rFonts w:ascii="Segoe UI" w:hAnsi="Segoe UI" w:cs="Segoe UI"/>
-      <w:sz w:val="18"/>
-      <w:szCs w:val="18"/>
-    </w:rPr>
-  </w:style>
   <w:style w:type="character" w:styleId="Hyperlink">
     <w:name w:val="Hyperlink"/>
     <w:basedOn w:val="DefaultParagraphFont"/>
     <w:uiPriority w:val="99"/>
     <w:unhideWhenUsed/>
-    <w:rsid w:val="00A1780E"/>
+    <w:rsid w:val="00534B69"/>
     <w:rPr>
       <w:color w:val="0563C1" w:themeColor="hyperlink"/>
       <w:u w:val="single"/>
@@ -990,7 +1062,7 @@
     <w:uiPriority w:val="99"/>
     <w:semiHidden/>
     <w:unhideWhenUsed/>
-    <w:rsid w:val="00A1780E"/>
+    <w:rsid w:val="00534B69"/>
     <w:rPr>
       <w:color w:val="605E5C"/>
       <w:shd w:val="clear" w:color="auto" w:fill="E1DFDD"/>

--- a/docs/downloads/gerrid-setzer/تم/doc_0182.docx
+++ b/docs/downloads/gerrid-setzer/تم/doc_0182.docx
@@ -7,604 +7,437 @@
         <w:bidi/>
         <w:jc w:val="center"/>
         <w:rPr>
-          <w:rFonts w:ascii="Sakkal Majalla" w:hAnsi="Sakkal Majalla" w:cs="Sakkal Majalla"/>
+          <w:rtl/>
+          <w:lang w:bidi="ar-EG"/>
+        </w:rPr>
+      </w:pPr>
+      <w:r>
+        <w:rPr>
+          <w:rtl/>
+          <w:lang w:bidi="ar-EG"/>
+        </w:rPr>
+        <w:fldChar w:fldCharType="begin"/>
+      </w:r>
+      <w:r>
+        <w:rPr>
+          <w:rtl/>
+          <w:lang w:bidi="ar-EG"/>
+        </w:rPr>
+        <w:instrText xml:space="preserve"> </w:instrText>
+      </w:r>
+      <w:r>
+        <w:rPr>
+          <w:lang w:bidi="ar-EG"/>
+        </w:rPr>
+        <w:instrText>HYPERLINK</w:instrText>
+      </w:r>
+      <w:r>
+        <w:rPr>
+          <w:rtl/>
+          <w:lang w:bidi="ar-EG"/>
+        </w:rPr>
+        <w:instrText xml:space="preserve"> "</w:instrText>
+      </w:r>
+      <w:r>
+        <w:rPr>
+          <w:lang w:bidi="ar-EG"/>
+        </w:rPr>
+        <w:instrText>https://www.bibelstudium.de/articles/4524/in-der-welt-nicht-von-der-welt.html</w:instrText>
+      </w:r>
+      <w:r>
+        <w:rPr>
+          <w:rtl/>
+          <w:lang w:bidi="ar-EG"/>
+        </w:rPr>
+        <w:instrText xml:space="preserve">" </w:instrText>
+      </w:r>
+      <w:r>
+        <w:rPr>
+          <w:rtl/>
+          <w:lang w:bidi="ar-EG"/>
+        </w:rPr>
+      </w:r>
+      <w:r>
+        <w:rPr>
+          <w:rtl/>
+          <w:lang w:bidi="ar-EG"/>
+        </w:rPr>
+        <w:fldChar w:fldCharType="separate"/>
+      </w:r>
+      <w:r>
+        <w:rPr>
+          <w:rStyle w:val="Hyperlink"/>
+          <w:rFonts w:hint="cs"/>
+          <w:rtl/>
+          <w:lang w:bidi="ar-EG"/>
+        </w:rPr>
+        <w:t>في العالم ولكن لسنا من العالم</w:t>
+      </w:r>
+      <w:r>
+        <w:rPr>
+          <w:rtl/>
+          <w:lang w:bidi="ar-EG"/>
+        </w:rPr>
+        <w:fldChar w:fldCharType="end"/>
+      </w:r>
+    </w:p>
+    <w:p>
+      <w:pPr>
+        <w:bidi/>
+        <w:jc w:val="both"/>
+        <w:rPr>
           <w:b/>
           <w:bCs/>
-          <w:sz w:val="28"/>
-          <w:szCs w:val="28"/>
-          <w:rtl/>
-        </w:rPr>
-      </w:pPr>
-      <w:r>
-        <w:rPr>
-          <w:rFonts w:ascii="Sakkal Majalla" w:hAnsi="Sakkal Majalla" w:cs="Sakkal Majalla"/>
+          <w:rtl/>
+          <w:lang w:bidi="ar-EG"/>
+        </w:rPr>
+      </w:pPr>
+      <w:r>
+        <w:rPr>
+          <w:rFonts w:hint="cs"/>
           <w:b/>
           <w:bCs/>
-          <w:sz w:val="28"/>
-          <w:szCs w:val="28"/>
-          <w:rtl/>
-        </w:rPr>
-        <w:fldChar w:fldCharType="begin"/>
-      </w:r>
-      <w:r>
-        <w:rPr>
-          <w:rFonts w:ascii="Sakkal Majalla" w:hAnsi="Sakkal Majalla" w:cs="Sakkal Majalla"/>
-          <w:b/>
-          <w:bCs/>
-          <w:sz w:val="28"/>
-          <w:szCs w:val="28"/>
-          <w:rtl/>
-        </w:rPr>
-        <w:instrText xml:space="preserve"> </w:instrText>
-      </w:r>
-      <w:r>
-        <w:rPr>
-          <w:rFonts w:ascii="Sakkal Majalla" w:hAnsi="Sakkal Majalla" w:cs="Sakkal Majalla"/>
-          <w:b/>
-          <w:bCs/>
-          <w:sz w:val="28"/>
-          <w:szCs w:val="28"/>
-        </w:rPr>
-        <w:instrText>HYPERLINK</w:instrText>
-      </w:r>
-      <w:r>
-        <w:rPr>
-          <w:rFonts w:ascii="Sakkal Majalla" w:hAnsi="Sakkal Majalla" w:cs="Sakkal Majalla"/>
-          <w:b/>
-          <w:bCs/>
-          <w:sz w:val="28"/>
-          <w:szCs w:val="28"/>
-          <w:rtl/>
-        </w:rPr>
-        <w:instrText xml:space="preserve"> "</w:instrText>
-      </w:r>
-      <w:r>
-        <w:rPr>
-          <w:rFonts w:ascii="Sakkal Majalla" w:hAnsi="Sakkal Majalla" w:cs="Sakkal Majalla"/>
-          <w:b/>
-          <w:bCs/>
-          <w:sz w:val="28"/>
-          <w:szCs w:val="28"/>
-        </w:rPr>
-        <w:instrText>https://www.bibelstudium.de/articles/5426/zur-erinnerung.html</w:instrText>
-      </w:r>
-      <w:r>
-        <w:rPr>
-          <w:rFonts w:ascii="Sakkal Majalla" w:hAnsi="Sakkal Majalla" w:cs="Sakkal Majalla"/>
-          <w:b/>
-          <w:bCs/>
-          <w:sz w:val="28"/>
-          <w:szCs w:val="28"/>
-          <w:rtl/>
-        </w:rPr>
-        <w:instrText xml:space="preserve">" </w:instrText>
-      </w:r>
-      <w:r>
-        <w:rPr>
-          <w:rFonts w:ascii="Sakkal Majalla" w:hAnsi="Sakkal Majalla" w:cs="Sakkal Majalla"/>
-          <w:b/>
-          <w:bCs/>
-          <w:sz w:val="28"/>
-          <w:szCs w:val="28"/>
-          <w:rtl/>
-        </w:rPr>
-      </w:r>
-      <w:r>
-        <w:rPr>
-          <w:rFonts w:ascii="Sakkal Majalla" w:hAnsi="Sakkal Majalla" w:cs="Sakkal Majalla"/>
-          <w:b/>
-          <w:bCs/>
-          <w:sz w:val="28"/>
-          <w:szCs w:val="28"/>
-          <w:rtl/>
-        </w:rPr>
-        <w:fldChar w:fldCharType="separate"/>
-      </w:r>
-      <w:r>
-        <w:rPr>
-          <w:rStyle w:val="Hyperlink"/>
-          <w:rFonts w:ascii="Sakkal Majalla" w:hAnsi="Sakkal Majalla" w:cs="Sakkal Majalla" w:hint="cs"/>
-          <w:b/>
-          <w:bCs/>
-          <w:sz w:val="28"/>
-          <w:szCs w:val="28"/>
-          <w:rtl/>
-        </w:rPr>
-        <w:t>للتذكير</w:t>
-      </w:r>
-      <w:r>
-        <w:rPr>
-          <w:rFonts w:ascii="Sakkal Majalla" w:hAnsi="Sakkal Majalla" w:cs="Sakkal Majalla"/>
-          <w:b/>
-          <w:bCs/>
-          <w:sz w:val="28"/>
-          <w:szCs w:val="28"/>
-          <w:rtl/>
-        </w:rPr>
-        <w:fldChar w:fldCharType="end"/>
-      </w:r>
-    </w:p>
-    <w:p>
-      <w:pPr>
-        <w:bidi/>
-        <w:jc w:val="both"/>
-        <w:rPr>
-          <w:rFonts w:ascii="Sakkal Majalla" w:hAnsi="Sakkal Majalla" w:cs="Sakkal Majalla"/>
-          <w:b/>
-          <w:bCs/>
-          <w:sz w:val="28"/>
-          <w:szCs w:val="28"/>
-          <w:rtl/>
-        </w:rPr>
-      </w:pPr>
-      <w:r>
-        <w:rPr>
-          <w:rFonts w:ascii="Sakkal Majalla" w:hAnsi="Sakkal Majalla" w:cs="Sakkal Majalla" w:hint="cs"/>
-          <w:b/>
-          <w:bCs/>
-          <w:sz w:val="28"/>
-          <w:szCs w:val="28"/>
-          <w:rtl/>
-        </w:rPr>
-        <w:t xml:space="preserve">عبرانيين 10: 1 </w:t>
-      </w:r>
-      <w:r>
-        <w:rPr>
-          <w:rFonts w:ascii="Sakkal Majalla" w:hAnsi="Sakkal Majalla" w:cs="Sakkal Majalla"/>
-          <w:b/>
-          <w:bCs/>
-          <w:sz w:val="28"/>
-          <w:szCs w:val="28"/>
-          <w:rtl/>
+          <w:rtl/>
+          <w:lang w:bidi="ar-EG"/>
+        </w:rPr>
+        <w:t>يوحنا 17: 16</w:t>
+      </w:r>
+    </w:p>
+    <w:p>
+      <w:pPr>
+        <w:bidi/>
+        <w:jc w:val="both"/>
+        <w:rPr>
+          <w:rtl/>
+          <w:lang w:bidi="ar-EG"/>
+        </w:rPr>
+      </w:pPr>
+      <w:r>
+        <w:rPr>
+          <w:rFonts w:hint="cs"/>
+          <w:rtl/>
+          <w:lang w:bidi="ar-EG"/>
+        </w:rPr>
+        <w:t>فيما يلي بعض الأفكار في مسألة، إلى أي مدى يجب على المسيحي أن يخترط في سياسة هذا العالم.</w:t>
+      </w:r>
+    </w:p>
+    <w:p>
+      <w:pPr>
+        <w:bidi/>
+        <w:jc w:val="both"/>
+        <w:rPr>
+          <w:rtl/>
+          <w:lang w:bidi="ar-EG"/>
+        </w:rPr>
+      </w:pPr>
+      <w:r>
+        <w:rPr>
+          <w:rFonts w:hint="cs"/>
+          <w:rtl/>
+          <w:lang w:bidi="ar-EG"/>
+        </w:rPr>
+        <w:t>مكانة المسيحي في العالم</w:t>
+      </w:r>
+    </w:p>
+    <w:p>
+      <w:pPr>
+        <w:bidi/>
+        <w:jc w:val="both"/>
+        <w:rPr>
+          <w:rtl/>
+          <w:lang w:bidi="ar-EG"/>
+        </w:rPr>
+      </w:pPr>
+      <w:r>
+        <w:rPr>
+          <w:rFonts w:hint="cs"/>
+          <w:rtl/>
+          <w:lang w:bidi="ar-EG"/>
+        </w:rPr>
+        <w:t>* نحن لسنا من العالم كما أن المسيح ليس من العالم (يوحنا 17: 16).</w:t>
+      </w:r>
+    </w:p>
+    <w:p>
+      <w:pPr>
+        <w:bidi/>
+        <w:jc w:val="both"/>
+        <w:rPr>
+          <w:rtl/>
+          <w:lang w:bidi="ar-EG"/>
+        </w:rPr>
+      </w:pPr>
+      <w:r>
+        <w:rPr>
+          <w:rFonts w:hint="cs"/>
+          <w:rtl/>
+          <w:lang w:bidi="ar-EG"/>
+        </w:rPr>
+        <w:t>* سيرتنا (مواطنتنا) سماوية، نحن ننتظر الرب (فيلبي 3: 20).</w:t>
+      </w:r>
+    </w:p>
+    <w:p>
+      <w:pPr>
+        <w:bidi/>
+        <w:jc w:val="both"/>
+        <w:rPr>
+          <w:rtl/>
+          <w:lang w:bidi="ar-EG"/>
+        </w:rPr>
+      </w:pPr>
+      <w:r>
+        <w:rPr>
+          <w:rFonts w:hint="cs"/>
+          <w:rtl/>
+          <w:lang w:bidi="ar-EG"/>
+        </w:rPr>
+        <w:t>* نحن غرباء ومن دون رعوية (حق المواطنة) على الأرض (1. بطرس 1: 17؛ 2: 11).</w:t>
+      </w:r>
+    </w:p>
+    <w:p>
+      <w:pPr>
+        <w:bidi/>
+        <w:jc w:val="both"/>
+        <w:rPr>
+          <w:rtl/>
+          <w:lang w:bidi="ar-EG"/>
+        </w:rPr>
+      </w:pPr>
+      <w:r>
+        <w:rPr>
+          <w:rFonts w:hint="cs"/>
+          <w:rtl/>
+          <w:lang w:bidi="ar-EG"/>
+        </w:rPr>
+        <w:t>* نحن متنا مع المسيح ودفنا معه في المعمودية (رومية 6: 4).</w:t>
+      </w:r>
+    </w:p>
+    <w:p>
+      <w:pPr>
+        <w:bidi/>
+        <w:jc w:val="both"/>
+        <w:rPr>
+          <w:rtl/>
+          <w:lang w:bidi="ar-EG"/>
+        </w:rPr>
+      </w:pPr>
+      <w:r>
+        <w:rPr>
+          <w:rFonts w:hint="cs"/>
+          <w:rtl/>
+          <w:lang w:bidi="ar-EG"/>
+        </w:rPr>
+        <w:t xml:space="preserve">* نحن متنا وقمنا مع المسيح. المسيح جالس عن يمين الله، لذا نحن نطلب ما هو فوق (كولوسي 3: 1 </w:t>
+      </w:r>
+      <w:r>
+        <w:rPr>
+          <w:rtl/>
+          <w:lang w:bidi="ar-EG"/>
         </w:rPr>
         <w:t>–</w:t>
       </w:r>
       <w:r>
         <w:rPr>
-          <w:rFonts w:ascii="Sakkal Majalla" w:hAnsi="Sakkal Majalla" w:cs="Sakkal Majalla" w:hint="cs"/>
-          <w:b/>
-          <w:bCs/>
-          <w:sz w:val="28"/>
-          <w:szCs w:val="28"/>
-          <w:rtl/>
-        </w:rPr>
-        <w:t xml:space="preserve"> 4</w:t>
-      </w:r>
-    </w:p>
-    <w:p>
-      <w:pPr>
-        <w:bidi/>
-        <w:jc w:val="both"/>
-        <w:rPr>
-          <w:rFonts w:ascii="Sakkal Majalla" w:hAnsi="Sakkal Majalla" w:cs="Sakkal Majalla"/>
-          <w:sz w:val="28"/>
-          <w:szCs w:val="28"/>
-          <w:rtl/>
-        </w:rPr>
-      </w:pPr>
-      <w:r>
-        <w:rPr>
-          <w:rFonts w:ascii="Sakkal Majalla" w:hAnsi="Sakkal Majalla" w:cs="Sakkal Majalla" w:hint="cs"/>
-          <w:sz w:val="28"/>
-          <w:szCs w:val="28"/>
-          <w:rtl/>
-        </w:rPr>
-        <w:t xml:space="preserve">إن الكلمة اليونانية </w:t>
+          <w:rFonts w:hint="cs"/>
+          <w:rtl/>
+          <w:lang w:bidi="ar-EG"/>
+        </w:rPr>
+        <w:t xml:space="preserve"> 3). بهذا المفهوم نحن لم نعُد نعيش في العالم (كولوسي 2: 20).</w:t>
+      </w:r>
+    </w:p>
+    <w:p>
+      <w:pPr>
+        <w:bidi/>
+        <w:jc w:val="both"/>
+        <w:rPr>
+          <w:rtl/>
+          <w:lang w:bidi="ar-EG"/>
+        </w:rPr>
+      </w:pPr>
+      <w:r>
+        <w:rPr>
+          <w:rFonts w:hint="cs"/>
+          <w:rtl/>
+          <w:lang w:bidi="ar-EG"/>
+        </w:rPr>
+        <w:t>* نحن انتقلنا في المسيح إلى السمويات (أفسس 2: 6). هذه هي بركتنا الحقيقية، هناك نحفظ أنفسنا في الإيمان.</w:t>
+      </w:r>
+    </w:p>
+    <w:p>
+      <w:pPr>
+        <w:bidi/>
+        <w:jc w:val="both"/>
+        <w:rPr>
+          <w:rtl/>
+          <w:lang w:bidi="ar-EG"/>
+        </w:rPr>
+      </w:pPr>
+      <w:r>
+        <w:rPr>
+          <w:rFonts w:hint="cs"/>
+          <w:rtl/>
+          <w:lang w:bidi="ar-EG"/>
+        </w:rPr>
+        <w:t xml:space="preserve">* كمسيحيين لا ننتمي لنظام هذا العالم ونفهم بأن العالم قائم تحت دينونة الله (يوحنا 12: 31)، لا يجب علينا أن نكون تحت نير متخالف مع غير المؤمنين (2. كورنثوس 6: 14)، ولا نعقد صداقة مع العالم (يعقوب 4: 4) </w:t>
+      </w:r>
+      <w:r>
+        <w:rPr>
+          <w:rFonts w:hint="cs"/>
+          <w:rtl/>
+          <w:lang w:bidi="ar-EG"/>
+        </w:rPr>
+        <w:t>و</w:t>
+      </w:r>
+      <w:r>
+        <w:rPr>
+          <w:rFonts w:hint="cs"/>
+          <w:rtl/>
+          <w:lang w:bidi="ar-EG"/>
+        </w:rPr>
+        <w:t>لا نشاكله (رومية 12: 2).</w:t>
+      </w:r>
+    </w:p>
+    <w:p>
+      <w:pPr>
+        <w:bidi/>
+        <w:jc w:val="both"/>
+        <w:rPr>
+          <w:rtl/>
+          <w:lang w:bidi="ar-EG"/>
+        </w:rPr>
+      </w:pPr>
+      <w:r>
+        <w:rPr>
+          <w:rFonts w:hint="cs"/>
+          <w:rtl/>
+          <w:lang w:bidi="ar-EG"/>
+        </w:rPr>
+        <w:t>*نحن كمسيحيين خاضعون للسلاطين (</w:t>
       </w:r>
       <w:proofErr w:type="spellStart"/>
       <w:r>
         <w:rPr>
-          <w:rFonts w:ascii="Sakkal Majalla" w:hAnsi="Sakkal Majalla" w:cs="Sakkal Majalla" w:hint="cs"/>
-          <w:sz w:val="28"/>
-          <w:szCs w:val="28"/>
-          <w:rtl/>
-        </w:rPr>
-        <w:t>أنامنيسيس</w:t>
+          <w:rFonts w:hint="cs"/>
+          <w:rtl/>
+          <w:lang w:bidi="ar-EG"/>
+        </w:rPr>
+        <w:t>تيطس</w:t>
       </w:r>
       <w:proofErr w:type="spellEnd"/>
       <w:r>
         <w:rPr>
-          <w:rFonts w:ascii="Sakkal Majalla" w:hAnsi="Sakkal Majalla" w:cs="Sakkal Majalla" w:hint="cs"/>
-          <w:sz w:val="28"/>
-          <w:szCs w:val="28"/>
-          <w:rtl/>
-        </w:rPr>
-        <w:t xml:space="preserve"> والتي تحمل المعنى "ذكرى" أو "تذكّر" ترد أربع مرات في العهد الجديد. إنه من المثير بأن ننظر إلى هذه الأربع مواضع كتابية ونجد الرابطة فيما بينها.</w:t>
-      </w:r>
-    </w:p>
-    <w:p>
-      <w:pPr>
-        <w:bidi/>
-        <w:jc w:val="both"/>
-        <w:rPr>
-          <w:rFonts w:ascii="Sakkal Majalla" w:hAnsi="Sakkal Majalla" w:cs="Sakkal Majalla"/>
-          <w:sz w:val="28"/>
-          <w:szCs w:val="28"/>
-          <w:rtl/>
-        </w:rPr>
-      </w:pPr>
-      <w:r>
-        <w:rPr>
-          <w:rFonts w:ascii="Sakkal Majalla" w:hAnsi="Sakkal Majalla" w:cs="Sakkal Majalla" w:hint="cs"/>
-          <w:sz w:val="28"/>
-          <w:szCs w:val="28"/>
-          <w:rtl/>
-        </w:rPr>
-        <w:t xml:space="preserve">إن كلمة </w:t>
-      </w:r>
-      <w:proofErr w:type="spellStart"/>
-      <w:r>
-        <w:rPr>
-          <w:rFonts w:ascii="Sakkal Majalla" w:hAnsi="Sakkal Majalla" w:cs="Sakkal Majalla" w:hint="cs"/>
-          <w:sz w:val="28"/>
-          <w:szCs w:val="28"/>
-          <w:rtl/>
-        </w:rPr>
-        <w:t>أنامنيسيس</w:t>
-      </w:r>
-      <w:proofErr w:type="spellEnd"/>
-      <w:r>
-        <w:rPr>
-          <w:rFonts w:ascii="Sakkal Majalla" w:hAnsi="Sakkal Majalla" w:cs="Sakkal Majalla" w:hint="cs"/>
-          <w:sz w:val="28"/>
-          <w:szCs w:val="28"/>
-          <w:rtl/>
-        </w:rPr>
-        <w:t xml:space="preserve"> تُستخدم في عبرانيين 10 حيث يدور الأمر حول العبادة الإسرائيلية: "</w:t>
-      </w:r>
-      <w:r>
-        <w:rPr>
-          <w:rtl/>
-        </w:rPr>
-        <w:t xml:space="preserve"> </w:t>
-      </w:r>
-      <w:r>
-        <w:rPr>
-          <w:rFonts w:ascii="Sakkal Majalla" w:hAnsi="Sakkal Majalla" w:cs="Sakkal Majalla"/>
-          <w:sz w:val="28"/>
-          <w:szCs w:val="28"/>
-          <w:rtl/>
-        </w:rPr>
-        <w:t>لأَنَّ النَّامُوسَ، إِذْ لَهُ ظِلُّ الْخَيْرَاتِ الْعَتِيدَةِ لاَ نَفْسُ صُورَةِ الأَشْيَاءِ، لاَ يَقْدِرُ أَبَدًا بِنَفْسِ الذَّبَائِحِ كُلَّ سَنَةٍ، الَّتِي يُقَدِّمُونَهَا عَلَى الدَّوَامِ، أَنْ يُكَمِّلَ الَّذِينَ يَتَقَدَّمُونَ.  2 وَإِلاَّ، أَفَمَا زَالَتْ تُقَدَّمُ؟ مِنْ أَجْلِ أَنَّ الْخَادِمِينَ، وَهُمْ مُطَهَّرُونَ مَرَّةً، لاَ يَكُونُ لَهُمْ أَيْضًا ضَمِيرُ خَطَايَا.  3 لكِنْ فِيهَا كُلَّ سَنَةٍ ذِكْرُ خَطَايَا.  4 لأَنَّهُ لاَ يُمْكِنُ أَنَّ دَمَ ثِيرَانٍ وَتُيُوسٍ يَرْفَعُ خَطَايَا.</w:t>
-      </w:r>
-      <w:r>
-        <w:rPr>
-          <w:rFonts w:ascii="Sakkal Majalla" w:hAnsi="Sakkal Majalla" w:cs="Sakkal Majalla" w:hint="cs"/>
-          <w:sz w:val="28"/>
-          <w:szCs w:val="28"/>
-          <w:rtl/>
-        </w:rPr>
-        <w:t xml:space="preserve">" (عدد 1 </w:t>
-      </w:r>
-      <w:r>
-        <w:rPr>
-          <w:rFonts w:ascii="Sakkal Majalla" w:hAnsi="Sakkal Majalla" w:cs="Sakkal Majalla"/>
-          <w:sz w:val="28"/>
-          <w:szCs w:val="28"/>
-          <w:rtl/>
-        </w:rPr>
-        <w:t>–</w:t>
-      </w:r>
-      <w:r>
-        <w:rPr>
-          <w:rFonts w:ascii="Sakkal Majalla" w:hAnsi="Sakkal Majalla" w:cs="Sakkal Majalla" w:hint="cs"/>
-          <w:sz w:val="28"/>
-          <w:szCs w:val="28"/>
-          <w:rtl/>
-        </w:rPr>
-        <w:t xml:space="preserve"> 4).</w:t>
-      </w:r>
-    </w:p>
-    <w:p>
-      <w:pPr>
-        <w:bidi/>
-        <w:jc w:val="both"/>
-        <w:rPr>
-          <w:rFonts w:ascii="Sakkal Majalla" w:hAnsi="Sakkal Majalla" w:cs="Sakkal Majalla"/>
-          <w:sz w:val="28"/>
-          <w:szCs w:val="28"/>
-          <w:rtl/>
-        </w:rPr>
-      </w:pPr>
-      <w:r>
-        <w:rPr>
-          <w:rFonts w:ascii="Sakkal Majalla" w:hAnsi="Sakkal Majalla" w:cs="Sakkal Majalla" w:hint="cs"/>
-          <w:sz w:val="28"/>
-          <w:szCs w:val="28"/>
-          <w:rtl/>
-        </w:rPr>
-        <w:t>إن التكرار الدائم للذبائح تحت الناموس وضّح بأن فعل "الخطية" لم يكن قد انتهى بعد. إن الذبائح التي كانت تُقدّم كل سنة في يوم الكفارة العظيم (لاويين 16) ذك</w:t>
-      </w:r>
-      <w:r>
-        <w:rPr>
-          <w:rFonts w:ascii="Sakkal Majalla" w:hAnsi="Sakkal Majalla" w:cs="Sakkal Majalla" w:hint="cs"/>
-          <w:sz w:val="28"/>
-          <w:szCs w:val="28"/>
-          <w:rtl/>
-        </w:rPr>
-        <w:t>ّ</w:t>
-      </w:r>
-      <w:r>
-        <w:rPr>
-          <w:rFonts w:ascii="Sakkal Majalla" w:hAnsi="Sakkal Majalla" w:cs="Sakkal Majalla" w:hint="cs"/>
-          <w:sz w:val="28"/>
-          <w:szCs w:val="28"/>
-          <w:rtl/>
-        </w:rPr>
-        <w:t>رت شعب إسرائيل كله، بأنه لم يكن من الممكن التكفير عن الخطايا في مفهوم مطلق بذبائح طقسية. الذبائح الحيوانية في العهد القديم أعادت إلى الأذهان، بأن الخطايا لم تُرفع وأن ضمير المتقدمين لم يكن قد تطهّر.</w:t>
-      </w:r>
-    </w:p>
-    <w:p>
-      <w:pPr>
-        <w:bidi/>
-        <w:jc w:val="both"/>
-        <w:rPr>
-          <w:rFonts w:ascii="Sakkal Majalla" w:hAnsi="Sakkal Majalla" w:cs="Sakkal Majalla"/>
-          <w:sz w:val="28"/>
-          <w:szCs w:val="28"/>
-          <w:rtl/>
-        </w:rPr>
-      </w:pPr>
-      <w:r>
-        <w:rPr>
-          <w:rFonts w:ascii="Sakkal Majalla" w:hAnsi="Sakkal Majalla" w:cs="Sakkal Majalla" w:hint="cs"/>
-          <w:sz w:val="28"/>
-          <w:szCs w:val="28"/>
-          <w:rtl/>
-        </w:rPr>
-        <w:t xml:space="preserve">إن كلمة </w:t>
-      </w:r>
-      <w:proofErr w:type="spellStart"/>
-      <w:r>
-        <w:rPr>
-          <w:rFonts w:ascii="Sakkal Majalla" w:hAnsi="Sakkal Majalla" w:cs="Sakkal Majalla" w:hint="cs"/>
-          <w:sz w:val="28"/>
-          <w:szCs w:val="28"/>
-          <w:rtl/>
-        </w:rPr>
-        <w:t>أنامنيسيس</w:t>
-      </w:r>
-      <w:proofErr w:type="spellEnd"/>
-      <w:r>
-        <w:rPr>
-          <w:rFonts w:ascii="Sakkal Majalla" w:hAnsi="Sakkal Majalla" w:cs="Sakkal Majalla" w:hint="cs"/>
-          <w:sz w:val="28"/>
-          <w:szCs w:val="28"/>
-          <w:rtl/>
-        </w:rPr>
-        <w:t xml:space="preserve"> تُذكر إضافة إلى ذلك ثلاث مرات بارتباطها بالمدعو عشاء الرب، والمترجمة في كل منها بكلمة "ذكرى": "</w:t>
-      </w:r>
-      <w:r>
-        <w:rPr>
-          <w:rFonts w:ascii="Sakkal Majalla" w:hAnsi="Sakkal Majalla" w:cs="Sakkal Majalla"/>
-          <w:sz w:val="28"/>
-          <w:szCs w:val="28"/>
-          <w:rtl/>
-        </w:rPr>
-        <w:t xml:space="preserve"> وَأَخَذَ خُبْزًا وَشَكَرَ وَكَسَّرَ وَأَعْطَاهُمْ قَائِلاً: «هذَا هُوَ جَسَدِي الَّذِي يُبْذَلُ عَنْكُمْ. اِصْنَعُوا هذَا لِذِكْرِي».</w:t>
-      </w:r>
-      <w:r>
-        <w:rPr>
-          <w:rFonts w:ascii="Sakkal Majalla" w:hAnsi="Sakkal Majalla" w:cs="Sakkal Majalla" w:hint="cs"/>
-          <w:sz w:val="28"/>
-          <w:szCs w:val="28"/>
-          <w:rtl/>
-        </w:rPr>
-        <w:t xml:space="preserve">" (لوقا 22: 19). </w:t>
-      </w:r>
-      <w:r>
-        <w:rPr>
-          <w:rFonts w:ascii="Sakkal Majalla" w:hAnsi="Sakkal Majalla" w:cs="Sakkal Majalla"/>
-          <w:sz w:val="28"/>
-          <w:szCs w:val="28"/>
-          <w:rtl/>
-        </w:rPr>
-        <w:t>–</w:t>
-      </w:r>
-      <w:r>
-        <w:rPr>
-          <w:rFonts w:ascii="Sakkal Majalla" w:hAnsi="Sakkal Majalla" w:cs="Sakkal Majalla" w:hint="cs"/>
-          <w:sz w:val="28"/>
-          <w:szCs w:val="28"/>
-          <w:rtl/>
-        </w:rPr>
-        <w:t xml:space="preserve"> "</w:t>
-      </w:r>
-      <w:r>
-        <w:rPr>
-          <w:rtl/>
-        </w:rPr>
-        <w:t xml:space="preserve"> </w:t>
-      </w:r>
-      <w:r>
-        <w:rPr>
-          <w:rFonts w:ascii="Sakkal Majalla" w:hAnsi="Sakkal Majalla" w:cs="Sakkal Majalla"/>
-          <w:sz w:val="28"/>
-          <w:szCs w:val="28"/>
-          <w:rtl/>
-        </w:rPr>
-        <w:t xml:space="preserve">لأَنَّنِي تَسَلَّمْتُ مِنَ الرَّبِّ مَا سَلَّمْتُكُمْ أَيْضًا: إِنَّ الرَّبَّ يَسُوعَ فِي اللَّيْلَةِ الَّتِي أُسْلِمَ فِيهَا، أَخَذَ </w:t>
-      </w:r>
-      <w:proofErr w:type="gramStart"/>
-      <w:r>
-        <w:rPr>
-          <w:rFonts w:ascii="Sakkal Majalla" w:hAnsi="Sakkal Majalla" w:cs="Sakkal Majalla"/>
-          <w:sz w:val="28"/>
-          <w:szCs w:val="28"/>
-          <w:rtl/>
-        </w:rPr>
-        <w:t>خُبْزًا  24</w:t>
-      </w:r>
-      <w:proofErr w:type="gramEnd"/>
-      <w:r>
-        <w:rPr>
-          <w:rFonts w:ascii="Sakkal Majalla" w:hAnsi="Sakkal Majalla" w:cs="Sakkal Majalla"/>
-          <w:sz w:val="28"/>
-          <w:szCs w:val="28"/>
-          <w:rtl/>
-        </w:rPr>
-        <w:t xml:space="preserve"> وَشَكَرَ فَكَسَّرَ، </w:t>
-      </w:r>
-      <w:proofErr w:type="spellStart"/>
-      <w:r>
-        <w:rPr>
-          <w:rFonts w:ascii="Sakkal Majalla" w:hAnsi="Sakkal Majalla" w:cs="Sakkal Majalla"/>
-          <w:sz w:val="28"/>
-          <w:szCs w:val="28"/>
-          <w:rtl/>
-        </w:rPr>
-        <w:t>وَقَالَ:«خُذُوا</w:t>
-      </w:r>
-      <w:proofErr w:type="spellEnd"/>
-      <w:r>
-        <w:rPr>
-          <w:rFonts w:ascii="Sakkal Majalla" w:hAnsi="Sakkal Majalla" w:cs="Sakkal Majalla"/>
-          <w:sz w:val="28"/>
-          <w:szCs w:val="28"/>
-          <w:rtl/>
-        </w:rPr>
-        <w:t xml:space="preserve"> كُلُوا هذَا هُوَ جَسَدِي الْمَكْسُورُ لأَجْلِكُمُ. اصْنَعُوا هذَا لِذِكْرِي».  25 كَذلِكَ الْكَأْسَ أَيْضًا بَعْدَمَا تَعَشَّوْا، قَائِلاً: «هذِهِ الْكَأْسُ هِيَ الْعَهْدُ الْجَدِيدُ بِدَمِي. اصْنَعُوا هذَا كُلَّمَا شَرِبْتُمْ لِذِكْرِي».</w:t>
-      </w:r>
-      <w:r>
-        <w:rPr>
-          <w:rFonts w:ascii="Sakkal Majalla" w:hAnsi="Sakkal Majalla" w:cs="Sakkal Majalla" w:hint="cs"/>
-          <w:sz w:val="28"/>
-          <w:szCs w:val="28"/>
-          <w:rtl/>
-        </w:rPr>
-        <w:t xml:space="preserve">" (1. كورنثوس 11: 23 </w:t>
-      </w:r>
-      <w:r>
-        <w:rPr>
-          <w:rFonts w:ascii="Sakkal Majalla" w:hAnsi="Sakkal Majalla" w:cs="Sakkal Majalla"/>
-          <w:sz w:val="28"/>
-          <w:szCs w:val="28"/>
-          <w:rtl/>
-        </w:rPr>
-        <w:t>–</w:t>
-      </w:r>
-      <w:r>
-        <w:rPr>
-          <w:rFonts w:ascii="Sakkal Majalla" w:hAnsi="Sakkal Majalla" w:cs="Sakkal Majalla" w:hint="cs"/>
-          <w:sz w:val="28"/>
-          <w:szCs w:val="28"/>
-          <w:rtl/>
-        </w:rPr>
-        <w:t xml:space="preserve"> 25).</w:t>
-      </w:r>
-    </w:p>
-    <w:p>
-      <w:pPr>
-        <w:bidi/>
-        <w:jc w:val="both"/>
-        <w:rPr>
-          <w:rFonts w:ascii="Sakkal Majalla" w:hAnsi="Sakkal Majalla" w:cs="Sakkal Majalla"/>
-          <w:sz w:val="28"/>
-          <w:szCs w:val="28"/>
-          <w:rtl/>
-        </w:rPr>
-      </w:pPr>
-      <w:r>
-        <w:rPr>
-          <w:rFonts w:ascii="Sakkal Majalla" w:hAnsi="Sakkal Majalla" w:cs="Sakkal Majalla" w:hint="cs"/>
-          <w:sz w:val="28"/>
-          <w:szCs w:val="28"/>
-          <w:rtl/>
-        </w:rPr>
-        <w:t>عندما نجتمع نحن المسيحيون لكسر الخبز عندها نتذكر ربنا، الذي قدّم ذبيحة كاملة بواسطتها رُفعت عنا كل خطايانا. دمه سُفك لأجلنا. "لمغفرة الخطايا" (متى 26: 28). إن مغفرة الخطايا هي بركة العهد الجديد، والتي ستُختم يومًا مع إسرائيل. إننا لنا هذه البركة من هذا اليوم ونحن نفرح بذلك.</w:t>
-      </w:r>
-    </w:p>
-    <w:p>
-      <w:pPr>
-        <w:bidi/>
-        <w:jc w:val="both"/>
-        <w:rPr>
-          <w:rFonts w:ascii="Sakkal Majalla" w:hAnsi="Sakkal Majalla" w:cs="Sakkal Majalla"/>
-          <w:sz w:val="28"/>
-          <w:szCs w:val="28"/>
-          <w:rtl/>
-        </w:rPr>
-      </w:pPr>
-      <w:r>
-        <w:rPr>
-          <w:rFonts w:ascii="Sakkal Majalla" w:hAnsi="Sakkal Majalla" w:cs="Sakkal Majalla" w:hint="cs"/>
-          <w:sz w:val="28"/>
-          <w:szCs w:val="28"/>
-          <w:rtl/>
-        </w:rPr>
-        <w:t xml:space="preserve">يا له من تناقض حاد نراه ما بين إسرائيل والكنيسة، فيما يتعلق </w:t>
-      </w:r>
-      <w:proofErr w:type="spellStart"/>
-      <w:r>
-        <w:rPr>
-          <w:rFonts w:ascii="Sakkal Majalla" w:hAnsi="Sakkal Majalla" w:cs="Sakkal Majalla" w:hint="cs"/>
-          <w:sz w:val="28"/>
-          <w:szCs w:val="28"/>
-          <w:rtl/>
-        </w:rPr>
-        <w:t>بالـ"ذكرى</w:t>
-      </w:r>
-      <w:proofErr w:type="spellEnd"/>
-      <w:r>
-        <w:rPr>
-          <w:rFonts w:ascii="Sakkal Majalla" w:hAnsi="Sakkal Majalla" w:cs="Sakkal Majalla" w:hint="cs"/>
-          <w:sz w:val="28"/>
-          <w:szCs w:val="28"/>
-          <w:rtl/>
-        </w:rPr>
-        <w:t>"! فبنو إسرائيل تذكروا أيضًا في عبادتهم خطاياهم، بينما نحن في كسر الخبز نتذكر ونحن ساجدين، مَن كفّر عنّا خطايانا بالكامل وإلى الأبد. كم يحق لنا أن نكون شاكرين بأننا نعرف الرب يسوع وعمله الفدائي الذي أكمله!</w:t>
-      </w:r>
-    </w:p>
-    <w:p>
-      <w:pPr>
-        <w:bidi/>
-        <w:jc w:val="both"/>
-        <w:rPr>
-          <w:rFonts w:ascii="Sakkal Majalla" w:hAnsi="Sakkal Majalla" w:cs="Sakkal Majalla"/>
-          <w:b/>
-          <w:bCs/>
-          <w:sz w:val="28"/>
-          <w:szCs w:val="28"/>
-          <w:rtl/>
-        </w:rPr>
-      </w:pPr>
-      <w:proofErr w:type="spellStart"/>
-      <w:r>
-        <w:rPr>
-          <w:rFonts w:ascii="Sakkal Majalla" w:hAnsi="Sakkal Majalla" w:cs="Sakkal Majalla" w:hint="cs"/>
-          <w:b/>
-          <w:bCs/>
-          <w:sz w:val="28"/>
-          <w:szCs w:val="28"/>
-          <w:rtl/>
-        </w:rPr>
-        <w:t>جيريد</w:t>
-      </w:r>
-      <w:proofErr w:type="spellEnd"/>
-      <w:r>
-        <w:rPr>
-          <w:rFonts w:ascii="Sakkal Majalla" w:hAnsi="Sakkal Majalla" w:cs="Sakkal Majalla" w:hint="cs"/>
-          <w:b/>
-          <w:bCs/>
-          <w:sz w:val="28"/>
-          <w:szCs w:val="28"/>
-          <w:rtl/>
-        </w:rPr>
-        <w:t xml:space="preserve"> </w:t>
-      </w:r>
-      <w:proofErr w:type="spellStart"/>
-      <w:r>
-        <w:rPr>
-          <w:rFonts w:ascii="Sakkal Majalla" w:hAnsi="Sakkal Majalla" w:cs="Sakkal Majalla" w:hint="cs"/>
-          <w:b/>
-          <w:bCs/>
-          <w:sz w:val="28"/>
-          <w:szCs w:val="28"/>
-          <w:rtl/>
-        </w:rPr>
-        <w:t>زيتسير</w:t>
-      </w:r>
-      <w:proofErr w:type="spellEnd"/>
+          <w:rFonts w:hint="cs"/>
+          <w:rtl/>
+          <w:lang w:bidi="ar-EG"/>
+        </w:rPr>
+        <w:t xml:space="preserve"> 3: 1؛ رومية 13) ونصلي لهم (1. تيموثاوس 2: 1، 2)، ولكن لا يُذكر ولا في أي مكان في العهد الجديد، بأنه علينا أن نحكم أو حتى فقط أن نعبّر عن اتفاقنا في أمر ما (نصوّت).</w:t>
+      </w:r>
+    </w:p>
+    <w:p>
+      <w:pPr>
+        <w:bidi/>
+        <w:jc w:val="both"/>
+        <w:rPr>
+          <w:rtl/>
+          <w:lang w:bidi="ar-EG"/>
+        </w:rPr>
+      </w:pPr>
+      <w:r>
+        <w:rPr>
+          <w:rFonts w:hint="cs"/>
+          <w:rtl/>
+          <w:lang w:bidi="ar-EG"/>
+        </w:rPr>
+        <w:t>من واجبات التلميذ</w:t>
+      </w:r>
+    </w:p>
+    <w:p>
+      <w:pPr>
+        <w:bidi/>
+        <w:jc w:val="both"/>
+        <w:rPr>
+          <w:rtl/>
+          <w:lang w:bidi="ar-EG"/>
+        </w:rPr>
+      </w:pPr>
+      <w:r>
+        <w:rPr>
+          <w:rFonts w:hint="cs"/>
+          <w:rtl/>
+          <w:lang w:bidi="ar-EG"/>
+        </w:rPr>
+        <w:t>* المسيحي يرفضه العالم، كما رفض سيده أيضًا. كل مَن يريد أن يعيش في التقوى يُضطهد (2. تيموثاوس 3). إن حاول المسيحي أن ينخرط فيه، لا بد له أن يتأقلم معه (مثل لوط، مَن جلس أخيرًا عند باب سدوم).</w:t>
+      </w:r>
+    </w:p>
+    <w:p>
+      <w:pPr>
+        <w:bidi/>
+        <w:jc w:val="both"/>
+        <w:rPr>
+          <w:rtl/>
+          <w:lang w:bidi="ar-EG"/>
+        </w:rPr>
+      </w:pPr>
+      <w:r>
+        <w:rPr>
+          <w:rFonts w:hint="cs"/>
+          <w:rtl/>
+          <w:lang w:bidi="ar-EG"/>
+        </w:rPr>
+        <w:t>* ليس من واجب المسيحي أن يحسّن العالم، وإنما بأن يهتم بأن تخلص الناس من العالم. إننا لا نبلّط الطابق السفلي عندما يحترق الطابق الثالث.</w:t>
+      </w:r>
+    </w:p>
+    <w:p>
+      <w:pPr>
+        <w:bidi/>
+        <w:jc w:val="both"/>
+        <w:rPr>
+          <w:rtl/>
+          <w:lang w:bidi="ar-EG"/>
+        </w:rPr>
+      </w:pPr>
+      <w:r>
+        <w:rPr>
+          <w:rFonts w:hint="cs"/>
+          <w:rtl/>
+          <w:lang w:bidi="ar-EG"/>
+        </w:rPr>
+        <w:t>* الوقت مقصّر (1. كورنثوس 7: 29). نحن ليس لدينا فرص خالية لننشغل بالسياسة بالتفصيل. إننا لدينا مهمة أهم من ذلك.</w:t>
+      </w:r>
+    </w:p>
+    <w:p>
+      <w:pPr>
+        <w:bidi/>
+        <w:jc w:val="both"/>
+        <w:rPr>
+          <w:rFonts w:hint="cs"/>
+          <w:rtl/>
+          <w:lang w:bidi="ar-EG"/>
+        </w:rPr>
+      </w:pPr>
+      <w:r>
+        <w:rPr>
+          <w:rFonts w:hint="cs"/>
+          <w:rtl/>
+          <w:lang w:bidi="ar-EG"/>
+        </w:rPr>
+        <w:t>* المسيحي ملحُ الأرض ونور</w:t>
+      </w:r>
+      <w:r>
+        <w:rPr>
+          <w:rFonts w:hint="cs"/>
+          <w:rtl/>
+          <w:lang w:bidi="ar-EG"/>
+        </w:rPr>
+        <w:t>ٌ</w:t>
+      </w:r>
+      <w:r>
+        <w:rPr>
+          <w:rFonts w:hint="cs"/>
+          <w:rtl/>
+          <w:lang w:bidi="ar-EG"/>
+        </w:rPr>
+        <w:t xml:space="preserve"> للعالم (متى 5)، ولكن ليس من خلال محاولته أن يحسّن نظام "العالم" (ما هو ليس ممكنًا البتة)، وإنما بعيشه في تقوى الله وقيامه بأعمال صالحة.</w:t>
+      </w:r>
     </w:p>
     <w:sectPr>
       <w:pgSz w:w="11906" w:h="16838"/>
@@ -621,9 +454,9 @@
   <w:docDefaults>
     <w:rPrDefault>
       <w:rPr>
-        <w:rFonts w:asciiTheme="minorHAnsi" w:eastAsiaTheme="minorHAnsi" w:hAnsiTheme="minorHAnsi" w:cstheme="minorBidi"/>
-        <w:sz w:val="22"/>
-        <w:szCs w:val="22"/>
+        <w:rFonts w:ascii="Sakkal Majalla" w:eastAsiaTheme="minorHAnsi" w:hAnsi="Sakkal Majalla" w:cs="Sakkal Majalla"/>
+        <w:sz w:val="28"/>
+        <w:szCs w:val="28"/>
         <w:lang w:val="en-IL" w:eastAsia="en-US" w:bidi="ar-SA"/>
       </w:rPr>
     </w:rPrDefault>
@@ -1014,9 +847,6 @@
   <w:style w:type="paragraph" w:default="1" w:styleId="Normal">
     <w:name w:val="Normal"/>
     <w:qFormat/>
-    <w:rPr>
-      <w:lang w:bidi="ar-EG"/>
-    </w:rPr>
   </w:style>
   <w:style w:type="character" w:default="1" w:styleId="DefaultParagraphFont">
     <w:name w:val="Default Paragraph Font"/>
@@ -1045,12 +875,110 @@
     <w:semiHidden/>
     <w:unhideWhenUsed/>
   </w:style>
+  <w:style w:type="character" w:styleId="CommentReference">
+    <w:name w:val="annotation reference"/>
+    <w:basedOn w:val="DefaultParagraphFont"/>
+    <w:uiPriority w:val="99"/>
+    <w:semiHidden/>
+    <w:unhideWhenUsed/>
+    <w:rsid w:val="00A1780E"/>
+    <w:rPr>
+      <w:sz w:val="16"/>
+      <w:szCs w:val="16"/>
+    </w:rPr>
+  </w:style>
+  <w:style w:type="paragraph" w:styleId="CommentText">
+    <w:name w:val="annotation text"/>
+    <w:basedOn w:val="Normal"/>
+    <w:link w:val="CommentTextChar"/>
+    <w:uiPriority w:val="99"/>
+    <w:semiHidden/>
+    <w:unhideWhenUsed/>
+    <w:rsid w:val="00A1780E"/>
+    <w:pPr>
+      <w:spacing w:line="240" w:lineRule="auto"/>
+    </w:pPr>
+    <w:rPr>
+      <w:sz w:val="20"/>
+      <w:szCs w:val="20"/>
+    </w:rPr>
+  </w:style>
+  <w:style w:type="character" w:customStyle="1" w:styleId="CommentTextChar">
+    <w:name w:val="Comment Text Char"/>
+    <w:basedOn w:val="DefaultParagraphFont"/>
+    <w:link w:val="CommentText"/>
+    <w:uiPriority w:val="99"/>
+    <w:semiHidden/>
+    <w:rsid w:val="00A1780E"/>
+    <w:rPr>
+      <w:sz w:val="20"/>
+      <w:szCs w:val="20"/>
+    </w:rPr>
+  </w:style>
+  <w:style w:type="paragraph" w:styleId="CommentSubject">
+    <w:name w:val="annotation subject"/>
+    <w:basedOn w:val="CommentText"/>
+    <w:next w:val="CommentText"/>
+    <w:link w:val="CommentSubjectChar"/>
+    <w:uiPriority w:val="99"/>
+    <w:semiHidden/>
+    <w:unhideWhenUsed/>
+    <w:rsid w:val="00A1780E"/>
+    <w:rPr>
+      <w:b/>
+      <w:bCs/>
+    </w:rPr>
+  </w:style>
+  <w:style w:type="character" w:customStyle="1" w:styleId="CommentSubjectChar">
+    <w:name w:val="Comment Subject Char"/>
+    <w:basedOn w:val="CommentTextChar"/>
+    <w:link w:val="CommentSubject"/>
+    <w:uiPriority w:val="99"/>
+    <w:semiHidden/>
+    <w:rsid w:val="00A1780E"/>
+    <w:rPr>
+      <w:b/>
+      <w:bCs/>
+      <w:sz w:val="20"/>
+      <w:szCs w:val="20"/>
+    </w:rPr>
+  </w:style>
+  <w:style w:type="paragraph" w:styleId="BalloonText">
+    <w:name w:val="Balloon Text"/>
+    <w:basedOn w:val="Normal"/>
+    <w:link w:val="BalloonTextChar"/>
+    <w:uiPriority w:val="99"/>
+    <w:semiHidden/>
+    <w:unhideWhenUsed/>
+    <w:rsid w:val="00A1780E"/>
+    <w:pPr>
+      <w:spacing w:after="0" w:line="240" w:lineRule="auto"/>
+    </w:pPr>
+    <w:rPr>
+      <w:rFonts w:ascii="Segoe UI" w:hAnsi="Segoe UI" w:cs="Segoe UI"/>
+      <w:sz w:val="18"/>
+      <w:szCs w:val="18"/>
+    </w:rPr>
+  </w:style>
+  <w:style w:type="character" w:customStyle="1" w:styleId="BalloonTextChar">
+    <w:name w:val="Balloon Text Char"/>
+    <w:basedOn w:val="DefaultParagraphFont"/>
+    <w:link w:val="BalloonText"/>
+    <w:uiPriority w:val="99"/>
+    <w:semiHidden/>
+    <w:rsid w:val="00A1780E"/>
+    <w:rPr>
+      <w:rFonts w:ascii="Segoe UI" w:hAnsi="Segoe UI" w:cs="Segoe UI"/>
+      <w:sz w:val="18"/>
+      <w:szCs w:val="18"/>
+    </w:rPr>
+  </w:style>
   <w:style w:type="character" w:styleId="Hyperlink">
     <w:name w:val="Hyperlink"/>
     <w:basedOn w:val="DefaultParagraphFont"/>
     <w:uiPriority w:val="99"/>
     <w:unhideWhenUsed/>
-    <w:rsid w:val="00534B69"/>
+    <w:rsid w:val="00A1780E"/>
     <w:rPr>
       <w:color w:val="0563C1" w:themeColor="hyperlink"/>
       <w:u w:val="single"/>
@@ -1062,7 +990,7 @@
     <w:uiPriority w:val="99"/>
     <w:semiHidden/>
     <w:unhideWhenUsed/>
-    <w:rsid w:val="00534B69"/>
+    <w:rsid w:val="00A1780E"/>
     <w:rPr>
       <w:color w:val="605E5C"/>
       <w:shd w:val="clear" w:color="auto" w:fill="E1DFDD"/>
